--- a/docs/BENCHMARK_MATRIX_2026-03-22.docx
+++ b/docs/BENCHMARK_MATRIX_2026-03-22.docx
@@ -87,7 +87,7 @@
         <w:pStyle w:val="FirstParagraph"/>
       </w:pPr>
       <w:r>
-        <w:t xml:space="preserve">As of March 22, 2026:</w:t>
+        <w:t xml:space="preserve">As of April 23, 2026:</w:t>
       </w:r>
     </w:p>
     <w:p>
@@ -99,7 +99,7 @@
         </w:numPr>
       </w:pPr>
       <w:r>
-        <w:t xml:space="preserve">Google Colab budget available this month:</w:t>
+        <w:t xml:space="preserve">Google Colab budget currently available:</w:t>
       </w:r>
       <w:r>
         <w:t xml:space="preserve"> </w:t>
@@ -108,7 +108,7 @@
         <w:rPr>
           <w:rStyle w:val="VerbatimChar"/>
         </w:rPr>
-        <w:t xml:space="preserve">194</w:t>
+        <w:t xml:space="preserve">245</w:t>
       </w:r>
       <w:r>
         <w:t xml:space="preserve"> </w:t>
@@ -177,7 +177,7 @@
         </w:numPr>
       </w:pPr>
       <w:r>
-        <w:t xml:space="preserve">reserve Colab units mainly for trainable-quantum confirmation and only then for stronger extension studies</w:t>
+        <w:t xml:space="preserve">the trainable-quantum confirmation is already complete, so reserve Colab mainly for only clearly paper-relevant extension studies</w:t>
       </w:r>
     </w:p>
     <w:p>
@@ -510,7 +510,7 @@
               <w:jc w:val="right"/>
             </w:pPr>
             <w:r>
-              <w:t xml:space="preserve">~40-60</w:t>
+              <w:t xml:space="preserve">completed</w:t>
             </w:r>
           </w:p>
         </w:tc>
@@ -579,7 +579,7 @@
         <w:pStyle w:val="BodyText"/>
       </w:pPr>
       <w:r>
-        <w:t xml:space="preserve">This means the immediate next training steps should stay on the Mac.</w:t>
+        <w:t xml:space="preserve">This means the immediate next training steps should stay on the Mac unless a new experiment is both paper-relevant and clearly not M4-feasible.</w:t>
       </w:r>
     </w:p>
     <w:bookmarkEnd w:id="9"/>
@@ -1066,6 +1066,117 @@
               <w:rPr>
                 <w:rStyle w:val="VerbatimChar"/>
               </w:rPr>
+              <w:t xml:space="preserve">resnet18_cifar_gray</w:t>
+            </w:r>
+          </w:p>
+        </w:tc>
+        <w:tc>
+          <w:tcPr/>
+          <w:p>
+            <w:pPr>
+              <w:pStyle w:val="Compact"/>
+            </w:pPr>
+            <w:r>
+              <w:t xml:space="preserve">modern-baseline + publication_v1 rerun</w:t>
+            </w:r>
+          </w:p>
+        </w:tc>
+        <w:tc>
+          <w:tcPr/>
+          <w:p>
+            <w:pPr>
+              <w:pStyle w:val="Compact"/>
+            </w:pPr>
+            <w:r>
+              <w:t xml:space="preserve">stronger modern classical baseline</w:t>
+            </w:r>
+          </w:p>
+        </w:tc>
+        <w:tc>
+          <w:tcPr/>
+          <w:p>
+            <w:pPr>
+              <w:pStyle w:val="Compact"/>
+              <w:jc w:val="right"/>
+            </w:pPr>
+            <w:r>
+              <w:t xml:space="preserve">93.27</w:t>
+            </w:r>
+          </w:p>
+        </w:tc>
+        <w:tc>
+          <w:tcPr/>
+          <w:p>
+            <w:pPr>
+              <w:pStyle w:val="Compact"/>
+              <w:jc w:val="right"/>
+            </w:pPr>
+            <w:r>
+              <w:t xml:space="preserve">89.06</w:t>
+            </w:r>
+          </w:p>
+        </w:tc>
+        <w:tc>
+          <w:tcPr/>
+          <w:p>
+            <w:pPr>
+              <w:pStyle w:val="Compact"/>
+              <w:jc w:val="right"/>
+            </w:pPr>
+            <w:r>
+              <w:t xml:space="preserve">11,190,252</w:t>
+            </w:r>
+          </w:p>
+        </w:tc>
+        <w:tc>
+          <w:tcPr/>
+          <w:p>
+            <w:pPr>
+              <w:pStyle w:val="Compact"/>
+            </w:pPr>
+            <w:r>
+              <w:t xml:space="preserve">reproduced three times</w:t>
+            </w:r>
+          </w:p>
+        </w:tc>
+        <w:tc>
+          <w:tcPr/>
+          <w:p>
+            <w:pPr>
+              <w:pStyle w:val="Compact"/>
+            </w:pPr>
+            <w:r>
+              <w:t xml:space="preserve">current 3-seed summary is</w:t>
+            </w:r>
+            <w:r>
+              <w:t xml:space="preserve"> </w:t>
+            </w:r>
+            <w:r>
+              <w:rPr>
+                <w:rStyle w:val="VerbatimChar"/>
+              </w:rPr>
+              <w:t xml:space="preserve">88.13 ± 0.82</w:t>
+            </w:r>
+            <w:r>
+              <w:t xml:space="preserve"> </w:t>
+            </w:r>
+            <w:r>
+              <w:t xml:space="preserve">test; reviewer-proof modern classical upper bound on the same fixed split</w:t>
+            </w:r>
+          </w:p>
+        </w:tc>
+      </w:tr>
+      <w:tr>
+        <w:tc>
+          <w:tcPr/>
+          <w:p>
+            <w:pPr>
+              <w:pStyle w:val="Compact"/>
+            </w:pPr>
+            <w:r>
+              <w:rPr>
+                <w:rStyle w:val="VerbatimChar"/>
+              </w:rPr>
               <w:t xml:space="preserve">V7 trainable quantum</w:t>
             </w:r>
           </w:p>
@@ -2539,21 +2650,18 @@
               <w:pStyle w:val="Compact"/>
             </w:pPr>
             <w:r>
-              <w:rPr>
-                <w:rStyle w:val="VerbatimChar"/>
-              </w:rPr>
-              <w:t xml:space="preserve">resnet18_cifar_gray</w:t>
-            </w:r>
-          </w:p>
-        </w:tc>
-        <w:tc>
-          <w:tcPr/>
-          <w:p>
-            <w:pPr>
-              <w:pStyle w:val="Compact"/>
-            </w:pPr>
-            <w:r>
-              <w:t xml:space="preserve">stronger classical reviewer-proof baseline</w:t>
+              <w:t xml:space="preserve">low-data shortlist</w:t>
+            </w:r>
+          </w:p>
+        </w:tc>
+        <w:tc>
+          <w:tcPr/>
+          <w:p>
+            <w:pPr>
+              <w:pStyle w:val="Compact"/>
+            </w:pPr>
+            <w:r>
+              <w:t xml:space="preserve">10/25/50/100% train fractions</w:t>
             </w:r>
           </w:p>
         </w:tc>
@@ -2576,7 +2684,7 @@
               <w:pStyle w:val="Compact"/>
             </w:pPr>
             <w:r>
-              <w:t xml:space="preserve">M4/Colab</w:t>
+              <w:t xml:space="preserve">M4 + selective GPU</w:t>
             </w:r>
           </w:p>
         </w:tc>
@@ -2611,52 +2719,52 @@
               <w:pStyle w:val="Compact"/>
             </w:pPr>
             <w:r>
-              <w:t xml:space="preserve">low-data shortlist</w:t>
-            </w:r>
-          </w:p>
-        </w:tc>
-        <w:tc>
-          <w:tcPr/>
-          <w:p>
-            <w:pPr>
-              <w:pStyle w:val="Compact"/>
-            </w:pPr>
-            <w:r>
-              <w:t xml:space="preserve">10/25/50/100% train fractions</w:t>
-            </w:r>
-          </w:p>
-        </w:tc>
-        <w:tc>
-          <w:tcPr/>
-          <w:p>
-            <w:pPr>
-              <w:pStyle w:val="Compact"/>
-              <w:jc w:val="right"/>
-            </w:pPr>
-            <w:r>
-              <w:t xml:space="preserve">3</w:t>
-            </w:r>
-          </w:p>
-        </w:tc>
-        <w:tc>
-          <w:tcPr/>
-          <w:p>
-            <w:pPr>
-              <w:pStyle w:val="Compact"/>
-            </w:pPr>
-            <w:r>
-              <w:t xml:space="preserve">M4 + selective GPU</w:t>
-            </w:r>
-          </w:p>
-        </w:tc>
-        <w:tc>
-          <w:tcPr/>
-          <w:p>
-            <w:pPr>
-              <w:pStyle w:val="Compact"/>
-            </w:pPr>
-            <w:r>
-              <w:t xml:space="preserve">not implemented yet</w:t>
+              <w:t xml:space="preserve">transfer-learning classical upper bound</w:t>
+            </w:r>
+          </w:p>
+        </w:tc>
+        <w:tc>
+          <w:tcPr/>
+          <w:p>
+            <w:pPr>
+              <w:pStyle w:val="Compact"/>
+            </w:pPr>
+            <w:r>
+              <w:t xml:space="preserve">only if reviewer pressure justifies it</w:t>
+            </w:r>
+          </w:p>
+        </w:tc>
+        <w:tc>
+          <w:tcPr/>
+          <w:p>
+            <w:pPr>
+              <w:pStyle w:val="Compact"/>
+              <w:jc w:val="right"/>
+            </w:pPr>
+            <w:r>
+              <w:t xml:space="preserve">1-3</w:t>
+            </w:r>
+          </w:p>
+        </w:tc>
+        <w:tc>
+          <w:tcPr/>
+          <w:p>
+            <w:pPr>
+              <w:pStyle w:val="Compact"/>
+            </w:pPr>
+            <w:r>
+              <w:t xml:space="preserve">Colab only if justified</w:t>
+            </w:r>
+          </w:p>
+        </w:tc>
+        <w:tc>
+          <w:tcPr/>
+          <w:p>
+            <w:pPr>
+              <w:pStyle w:val="Compact"/>
+            </w:pPr>
+            <w:r>
+              <w:t xml:space="preserve">not implemented</w:t>
             </w:r>
           </w:p>
         </w:tc>
@@ -2914,6 +3022,27 @@
         </w:rPr>
         <w:t xml:space="preserve">python scripts/aggregate_benchmarks.py</w:t>
       </w:r>
+      <w:r>
+        <w:br/>
+      </w:r>
+      <w:r>
+        <w:br/>
+      </w:r>
+      <w:r>
+        <w:rPr>
+          <w:rStyle w:val="VerbatimChar"/>
+        </w:rPr>
+        <w:t xml:space="preserve"># Stronger modern classical baseline</w:t>
+      </w:r>
+      <w:r>
+        <w:br/>
+      </w:r>
+      <w:r>
+        <w:rPr>
+          <w:rStyle w:val="VerbatimChar"/>
+        </w:rPr>
+        <w:t xml:space="preserve">python train_modern_baselines.py --model resnet18_cifar_gray --seed 42 --split-seed 42</w:t>
+      </w:r>
     </w:p>
     <w:bookmarkEnd w:id="13"/>
     <w:bookmarkStart w:id="14" w:name="X4d560c7aa0d9137cf3740b404e74c6700fcb59d"/>
@@ -2934,7 +3063,7 @@
         </w:numPr>
       </w:pPr>
       <w:r>
-        <w:t xml:space="preserve">On the Mac, run</w:t>
+        <w:t xml:space="preserve">Treat</w:t>
       </w:r>
       <w:r>
         <w:t xml:space="preserve"> </w:t>
@@ -2943,37 +3072,13 @@
         <w:rPr>
           <w:rStyle w:val="VerbatimChar"/>
         </w:rPr>
-        <w:t xml:space="preserve">thesis_cnn3</w:t>
-      </w:r>
-      <w:r>
-        <w:t xml:space="preserve">,</w:t>
+        <w:t xml:space="preserve">resnet18_cifar_gray</w:t>
       </w:r>
       <w:r>
         <w:t xml:space="preserve"> </w:t>
       </w:r>
       <w:r>
-        <w:rPr>
-          <w:rStyle w:val="VerbatimChar"/>
-        </w:rPr>
-        <w:t xml:space="preserve">thesis_hqnn2</w:t>
-      </w:r>
-      <w:r>
-        <w:t xml:space="preserve">, and</w:t>
-      </w:r>
-      <w:r>
-        <w:t xml:space="preserve"> </w:t>
-      </w:r>
-      <w:r>
-        <w:rPr>
-          <w:rStyle w:val="VerbatimChar"/>
-        </w:rPr>
-        <w:t xml:space="preserve">thesis_cnniiii</w:t>
-      </w:r>
-      <w:r>
-        <w:t xml:space="preserve"> </w:t>
-      </w:r>
-      <w:r>
-        <w:t xml:space="preserve">once each with seed 42.</w:t>
+        <w:t xml:space="preserve">as the current reviewer-proof modern classical upper bound and keep it analytically separate from thesis-faithful and matched-budget families.</w:t>
       </w:r>
     </w:p>
     <w:p>
@@ -2985,7 +3090,22 @@
         </w:numPr>
       </w:pPr>
       <w:r>
-        <w:t xml:space="preserve">Check whether reproduced metrics are reasonably close to thesis references.</w:t>
+        <w:t xml:space="preserve">Keep Colab in reserve; do not spend the current</w:t>
+      </w:r>
+      <w:r>
+        <w:t xml:space="preserve"> </w:t>
+      </w:r>
+      <w:r>
+        <w:rPr>
+          <w:rStyle w:val="VerbatimChar"/>
+        </w:rPr>
+        <w:t xml:space="preserve">245</w:t>
+      </w:r>
+      <w:r>
+        <w:t xml:space="preserve"> </w:t>
+      </w:r>
+      <w:r>
+        <w:t xml:space="preserve">CU budget on work that is already M4-feasible.</w:t>
       </w:r>
     </w:p>
     <w:p>
@@ -2997,43 +3117,7 @@
         </w:numPr>
       </w:pPr>
       <w:r>
-        <w:t xml:space="preserve">On the Mac, run 3-seed reruns for</w:t>
-      </w:r>
-      <w:r>
-        <w:t xml:space="preserve"> </w:t>
-      </w:r>
-      <w:r>
-        <w:rPr>
-          <w:rStyle w:val="VerbatimChar"/>
-        </w:rPr>
-        <w:t xml:space="preserve">classical_conv</w:t>
-      </w:r>
-      <w:r>
-        <w:t xml:space="preserve">,</w:t>
-      </w:r>
-      <w:r>
-        <w:t xml:space="preserve"> </w:t>
-      </w:r>
-      <w:r>
-        <w:rPr>
-          <w:rStyle w:val="VerbatimChar"/>
-        </w:rPr>
-        <w:t xml:space="preserve">param_linear</w:t>
-      </w:r>
-      <w:r>
-        <w:t xml:space="preserve">, and</w:t>
-      </w:r>
-      <w:r>
-        <w:t xml:space="preserve"> </w:t>
-      </w:r>
-      <w:r>
-        <w:rPr>
-          <w:rStyle w:val="VerbatimChar"/>
-        </w:rPr>
-        <w:t xml:space="preserve">non_trainable_quantum</w:t>
-      </w:r>
-      <w:r>
-        <w:t xml:space="preserve">.</w:t>
+        <w:t xml:space="preserve">Tighten the paper and submission-facing documents around the now-complete benchmark picture.</w:t>
       </w:r>
     </w:p>
     <w:p>
@@ -3045,19 +3129,7 @@
         </w:numPr>
       </w:pPr>
       <w:r>
-        <w:t xml:space="preserve">Aggregate results into</w:t>
-      </w:r>
-      <w:r>
-        <w:t xml:space="preserve"> </w:t>
-      </w:r>
-      <w:r>
-        <w:rPr>
-          <w:rStyle w:val="VerbatimChar"/>
-        </w:rPr>
-        <w:t xml:space="preserve">docs/BENCHMARK_SUMMARY.md</w:t>
-      </w:r>
-      <w:r>
-        <w:t xml:space="preserve">.</w:t>
+        <w:t xml:space="preserve">If additional empirical work is still needed, prefer a low-data pilot on the Mac before any new Colab training.</w:t>
       </w:r>
     </w:p>
     <w:p>
@@ -3069,58 +3141,7 @@
         </w:numPr>
       </w:pPr>
       <w:r>
-        <w:t xml:space="preserve">Spend Colab units only after the Mac shortlist is stable:</w:t>
-      </w:r>
-    </w:p>
-    <w:p>
-      <w:pPr>
-        <w:pStyle w:val="Compact"/>
-        <w:numPr>
-          <w:ilvl w:val="1"/>
-          <w:numId w:val="1006"/>
-        </w:numPr>
-      </w:pPr>
-      <w:r>
-        <w:t xml:space="preserve">first on one</w:t>
-      </w:r>
-      <w:r>
-        <w:t xml:space="preserve"> </w:t>
-      </w:r>
-      <w:r>
-        <w:rPr>
-          <w:rStyle w:val="VerbatimChar"/>
-        </w:rPr>
-        <w:t xml:space="preserve">V7 trainable quantum</w:t>
-      </w:r>
-      <w:r>
-        <w:t xml:space="preserve"> </w:t>
-      </w:r>
-      <w:r>
-        <w:t xml:space="preserve">confirmatory rerun</w:t>
-      </w:r>
-    </w:p>
-    <w:p>
-      <w:pPr>
-        <w:pStyle w:val="Compact"/>
-        <w:numPr>
-          <w:ilvl w:val="1"/>
-          <w:numId w:val="1006"/>
-        </w:numPr>
-      </w:pPr>
-      <w:r>
-        <w:t xml:space="preserve">then on optional extension experiments if the remaining unit budget is still healthy</w:t>
-      </w:r>
-    </w:p>
-    <w:p>
-      <w:pPr>
-        <w:pStyle w:val="Compact"/>
-        <w:numPr>
-          <w:ilvl w:val="0"/>
-          <w:numId w:val="1005"/>
-        </w:numPr>
-      </w:pPr>
-      <w:r>
-        <w:t xml:space="preserve">Rewrite paper claims around the resulting table, not around V4-vs-V7 alone.</w:t>
+        <w:t xml:space="preserve">Only consider extra Colab experiments if they are likely to change reviewer risk more than they consume compute budget.</w:t>
       </w:r>
     </w:p>
     <w:bookmarkEnd w:id="14"/>
@@ -3467,9 +3488,6 @@
     <w:lvlOverride w:ilvl="8">
       <w:startOverride w:val="1"/>
     </w:lvlOverride>
-  </w:num>
-  <w:num w:numId="1006">
-    <w:abstractNumId w:val="991"/>
   </w:num>
 </w:numbering>
 </file>
